--- a/문서/프로젝트기획서.docx
+++ b/문서/프로젝트기획서.docx
@@ -222,7 +222,7 @@
         <w:rPr>
           <w:rFonts w:hint="eastAsia"/>
         </w:rPr>
-        <w:t xml:space="preserve">플레이어 </w:t>
+        <w:t>플레이어</w:t>
       </w:r>
     </w:p>
     <w:p>
@@ -397,7 +397,7 @@
         <w:rPr>
           <w:rFonts w:hint="eastAsia"/>
         </w:rPr>
-        <w:t xml:space="preserve">사격장 </w:t>
+        <w:t>사격장</w:t>
       </w:r>
     </w:p>
     <w:p>
@@ -821,13 +821,7 @@
               <w:rPr>
                 <w:rFonts w:hint="eastAsia"/>
               </w:rPr>
-              <w:t>오브젝트</w:t>
-            </w:r>
-            <w:r>
-              <w:rPr>
-                <w:rFonts w:hint="eastAsia"/>
-              </w:rPr>
-              <w:t>와의 상호작용</w:t>
+              <w:t>오브젝트와의 상호작용</w:t>
             </w:r>
           </w:p>
         </w:tc>
